--- a/worksheets/RP_Lesson3_Maintainability_Worksheet.docx
+++ b/worksheets/RP_Lesson3_Maintainability_Worksheet.docx
@@ -540,7 +540,7 @@
                 <w:sz w:val="21"/>
                 <w:szCs w:val="21"/>
               </w:rPr>
-              <w:t xml:space="preserve">What are the seven deadly sins that lead programmers to create unreadable code?</w:t>
+              <w:t xml:space="preserve">List seven habits that make a program hard for another programmer to read.</w:t>
             </w:r>
           </w:p>
           <w:tbl>
@@ -2728,7 +2728,7 @@
                 <w:sz w:val="26"/>
                 <w:szCs w:val="26"/>
               </w:rPr>
-              <w:t xml:space="preserve">Refining an algorithm (Task 1)</w:t>
+              <w:t xml:space="preserve">Refining an algorithm</w:t>
             </w:r>
           </w:p>
           <w:p>
@@ -2761,7 +2761,7 @@
                 <w:sz w:val="21"/>
                 <w:szCs w:val="21"/>
               </w:rPr>
-              <w:t xml:space="preserve">The username program accepts anything the user types. Suggest a validation check for each input.</w:t>
+              <w:t xml:space="preserve">The locker code program accepts anything the user types. Suggest a validation check for each input.</w:t>
             </w:r>
           </w:p>
           <w:tbl>
@@ -2889,7 +2889,7 @@
                       <w:sz w:val="20"/>
                       <w:szCs w:val="20"/>
                     </w:rPr>
-                    <w:t xml:space="preserve">firstInitial</w:t>
+                    <w:t xml:space="preserve">house</w:t>
                   </w:r>
                 </w:p>
               </w:tc>
@@ -2963,7 +2963,7 @@
                       <w:sz w:val="20"/>
                       <w:szCs w:val="20"/>
                     </w:rPr>
-                    <w:t xml:space="preserve">surname</w:t>
+                    <w:t xml:space="preserve">form</w:t>
                   </w:r>
                 </w:p>
               </w:tc>
@@ -3111,7 +3111,7 @@
                       <w:sz w:val="20"/>
                       <w:szCs w:val="20"/>
                     </w:rPr>
-                    <w:t xml:space="preserve">age</w:t>
+                    <w:t xml:space="preserve">seat</w:t>
                   </w:r>
                 </w:p>
               </w:tc>
@@ -3217,7 +3217,7 @@
                 <w:sz w:val="26"/>
                 <w:szCs w:val="26"/>
               </w:rPr>
-              <w:t xml:space="preserve">Final challenge: the seven deadly sins (look down)</w:t>
+              <w:t xml:space="preserve">Final challenge: good practice or bad practice (look down)</w:t>
             </w:r>
           </w:p>
           <w:p>
@@ -3241,7 +3241,7 @@
                 <w:sz w:val="21"/>
                 <w:szCs w:val="21"/>
               </w:rPr>
-              <w:t xml:space="preserve"> you tap the star, write whether each habit is good practice (G) or a deadly sin (S).</w:t>
+              <w:t xml:space="preserve"> you tap the star, write whether each habit is good practice (G) or bad practice (B).</w:t>
             </w:r>
           </w:p>
           <w:tbl>
@@ -3329,7 +3329,7 @@
                       <w:sz w:val="20"/>
                       <w:szCs w:val="20"/>
                     </w:rPr>
-                    <w:t xml:space="preserve">G or S</w:t>
+                    <w:t xml:space="preserve">G or B</w:t>
                   </w:r>
                 </w:p>
               </w:tc>
@@ -3367,7 +3367,7 @@
                       <w:sz w:val="21"/>
                       <w:szCs w:val="21"/>
                     </w:rPr>
-                    <w:t xml:space="preserve">Descriptive variable names like surname</w:t>
+                    <w:t xml:space="preserve">Descriptive variable names like seatNumber</w:t>
                   </w:r>
                 </w:p>
               </w:tc>
@@ -3439,7 +3439,7 @@
                       <w:sz w:val="21"/>
                       <w:szCs w:val="21"/>
                     </w:rPr>
-                    <w:t xml:space="preserve">Single-letter variable names like x and f</w:t>
+                    <w:t xml:space="preserve">Single-letter variable names like t and p</w:t>
                   </w:r>
                 </w:p>
               </w:tc>
@@ -4326,7 +4326,7 @@
                 <w:sz w:val="21"/>
                 <w:szCs w:val="21"/>
               </w:rPr>
-              <w:t xml:space="preserve">a)  Describe three ways a programmer can make their code easier to maintain.  </w:t>
+              <w:t xml:space="preserve">a)  Describe three techniques that make a program easier for another programmer to maintain.  </w:t>
             </w:r>
             <w:r>
               <w:rPr>
@@ -4515,7 +4515,7 @@
                 <w:sz w:val="21"/>
                 <w:szCs w:val="21"/>
               </w:rPr>
-              <w:t xml:space="preserve">b)  Rewrite the first five lines of Exhibit A (the floor of the clinic) using good practice.  </w:t>
+              <w:t xml:space="preserve">b)  Rewrite the first five lines of Exhibit A (on the floor of the clinic) using good practice.  </w:t>
             </w:r>
             <w:r>
               <w:rPr>
